--- a/Knowledge/3-Work knowledge/1-Software Engineering/2-General Technologies/9-Databases/5-My Source/2-SQL/4-SQL Commands - DQL/8-SQL Aggregate Functions.docx
+++ b/Knowledge/3-Work knowledge/1-Software Engineering/2-General Technologies/9-Databases/5-My Source/2-SQL/4-SQL Commands - DQL/8-SQL Aggregate Functions.docx
@@ -205,7 +205,7 @@
         <w:rPr>
           <w:rFonts w:ascii="Roboto Mono" w:hAnsi="Roboto Mono"/>
         </w:rPr>
-        <w:pict w14:anchorId="0AB3C97D">
+        <w:pict w14:anchorId="5B02EF85">
           <v:rect id="_x0000_i1025" style="width:0;height:1.5pt" o:hralign="center" o:hrstd="t" o:hr="t" fillcolor="#a0a0a0" stroked="f"/>
         </w:pict>
       </w:r>
@@ -408,7 +408,7 @@
         <w:rPr>
           <w:rFonts w:ascii="Roboto Mono" w:hAnsi="Roboto Mono"/>
         </w:rPr>
-        <w:pict w14:anchorId="2E458891">
+        <w:pict w14:anchorId="1AAB98AF">
           <v:rect id="_x0000_i1026" style="width:0;height:1.5pt" o:hralign="center" o:hrstd="t" o:hr="t" fillcolor="#a0a0a0" stroked="f"/>
         </w:pict>
       </w:r>
@@ -421,7 +421,6 @@
         <w:rPr>
           <w:rFonts w:ascii="Segoe UI Emoji" w:hAnsi="Segoe UI Emoji" w:cs="Segoe UI Emoji"/>
         </w:rPr>
-        <w:lastRenderedPageBreak/>
         <w:t>🧠</w:t>
       </w:r>
       <w:r>
@@ -517,7 +516,7 @@
           <w:noProof/>
         </w:rPr>
         <w:drawing>
-          <wp:inline distT="0" distB="0" distL="0" distR="0" wp14:anchorId="0B67182A" wp14:editId="01E4FE94">
+          <wp:inline distT="0" distB="0" distL="0" distR="0" wp14:anchorId="4A9E0672" wp14:editId="2B6A18E9">
             <wp:extent cx="5943600" cy="1216025"/>
             <wp:effectExtent l="0" t="0" r="0" b="3175"/>
             <wp:docPr id="1894297354" name="Picture 1"/>
@@ -867,7 +866,7 @@
         <w:rPr>
           <w:rFonts w:ascii="Roboto Mono" w:hAnsi="Roboto Mono"/>
         </w:rPr>
-        <w:pict w14:anchorId="3C94F971">
+        <w:pict w14:anchorId="440D4379">
           <v:rect id="_x0000_i1027" style="width:0;height:1.5pt" o:hralign="center" o:hrstd="t" o:hr="t" fillcolor="#a0a0a0" stroked="f"/>
         </w:pict>
       </w:r>
@@ -902,7 +901,7 @@
           <w:noProof/>
         </w:rPr>
         <w:drawing>
-          <wp:inline distT="0" distB="0" distL="0" distR="0" wp14:anchorId="776BC151" wp14:editId="49E1CB37">
+          <wp:inline distT="0" distB="0" distL="0" distR="0" wp14:anchorId="204A5FCA" wp14:editId="60498440">
             <wp:extent cx="5943600" cy="790575"/>
             <wp:effectExtent l="0" t="0" r="0" b="9525"/>
             <wp:docPr id="915346781" name="Picture 2"/>
@@ -987,7 +986,7 @@
         <w:rPr>
           <w:rFonts w:ascii="Roboto Mono" w:hAnsi="Roboto Mono"/>
         </w:rPr>
-        <w:pict w14:anchorId="3A324AEE">
+        <w:pict w14:anchorId="4BE240E3">
           <v:rect id="_x0000_i1028" style="width:0;height:1.5pt" o:hralign="center" o:hrstd="t" o:hr="t" fillcolor="#a0a0a0" stroked="f"/>
         </w:pict>
       </w:r>
@@ -1022,7 +1021,7 @@
           <w:noProof/>
         </w:rPr>
         <w:drawing>
-          <wp:inline distT="0" distB="0" distL="0" distR="0" wp14:anchorId="0865D584" wp14:editId="6098EA4A">
+          <wp:inline distT="0" distB="0" distL="0" distR="0" wp14:anchorId="7F636A1B" wp14:editId="23EA8C5D">
             <wp:extent cx="5943600" cy="490855"/>
             <wp:effectExtent l="0" t="0" r="0" b="4445"/>
             <wp:docPr id="906334373" name="Picture 3"/>
@@ -1111,7 +1110,6 @@
                 <w:b/>
                 <w:bCs/>
               </w:rPr>
-              <w:lastRenderedPageBreak/>
               <w:t>AVG(Salary)</w:t>
             </w:r>
           </w:p>
@@ -1180,7 +1178,7 @@
         <w:rPr>
           <w:rFonts w:ascii="Roboto Mono" w:hAnsi="Roboto Mono"/>
         </w:rPr>
-        <w:pict w14:anchorId="36714F00">
+        <w:pict w14:anchorId="41E02CB1">
           <v:rect id="_x0000_i1029" style="width:0;height:1.5pt" o:hralign="center" o:hrstd="t" o:hr="t" fillcolor="#a0a0a0" stroked="f"/>
         </w:pict>
       </w:r>
@@ -1271,7 +1269,7 @@
           <w:noProof/>
         </w:rPr>
         <w:drawing>
-          <wp:inline distT="0" distB="0" distL="0" distR="0" wp14:anchorId="087B6B03" wp14:editId="11C5DD60">
+          <wp:inline distT="0" distB="0" distL="0" distR="0" wp14:anchorId="78179DAE" wp14:editId="3D090A82">
             <wp:extent cx="5943600" cy="760730"/>
             <wp:effectExtent l="0" t="0" r="0" b="1270"/>
             <wp:docPr id="691253345" name="Picture 4"/>
@@ -1356,7 +1354,7 @@
         <w:rPr>
           <w:rFonts w:ascii="Roboto Mono" w:hAnsi="Roboto Mono"/>
         </w:rPr>
-        <w:pict w14:anchorId="33F071DE">
+        <w:pict w14:anchorId="501F4F2D">
           <v:rect id="_x0000_i1030" style="width:0;height:1.5pt" o:hralign="center" o:hrstd="t" o:hr="t" fillcolor="#a0a0a0" stroked="f"/>
         </w:pict>
       </w:r>
@@ -1447,7 +1445,7 @@
           <w:noProof/>
         </w:rPr>
         <w:drawing>
-          <wp:inline distT="0" distB="0" distL="0" distR="0" wp14:anchorId="78043C7A" wp14:editId="3F349EA7">
+          <wp:inline distT="0" distB="0" distL="0" distR="0" wp14:anchorId="1EE4DF17" wp14:editId="4D4F423B">
             <wp:extent cx="5943600" cy="1892935"/>
             <wp:effectExtent l="0" t="0" r="0" b="0"/>
             <wp:docPr id="987595539" name="Picture 5"/>
@@ -1676,7 +1674,6 @@
               <w:rPr>
                 <w:rFonts w:ascii="Roboto Mono" w:hAnsi="Roboto Mono"/>
               </w:rPr>
-              <w:lastRenderedPageBreak/>
               <w:t>AVG()</w:t>
             </w:r>
           </w:p>
@@ -1803,7 +1800,7 @@
         <w:rPr>
           <w:rFonts w:ascii="Roboto Mono" w:hAnsi="Roboto Mono"/>
         </w:rPr>
-        <w:pict w14:anchorId="2A4D1456">
+        <w:pict w14:anchorId="5C2D591F">
           <v:rect id="_x0000_i1031" style="width:0;height:1.5pt" o:hralign="center" o:hrstd="t" o:hr="t" fillcolor="#a0a0a0" stroked="f"/>
         </w:pict>
       </w:r>
@@ -1927,7 +1924,7 @@
           <w:noProof/>
         </w:rPr>
         <w:drawing>
-          <wp:inline distT="0" distB="0" distL="0" distR="0" wp14:anchorId="24B0C638" wp14:editId="2F23CB7B">
+          <wp:inline distT="0" distB="0" distL="0" distR="0" wp14:anchorId="74ACB935" wp14:editId="214A160D">
             <wp:extent cx="5943600" cy="794385"/>
             <wp:effectExtent l="0" t="0" r="0" b="5715"/>
             <wp:docPr id="1316607843" name="Picture 6"/>
@@ -2032,7 +2029,7 @@
           <w:noProof/>
         </w:rPr>
         <w:drawing>
-          <wp:inline distT="0" distB="0" distL="0" distR="0" wp14:anchorId="41D72C66" wp14:editId="1263C9B3">
+          <wp:inline distT="0" distB="0" distL="0" distR="0" wp14:anchorId="323CA480" wp14:editId="5B7F89AE">
             <wp:extent cx="5943600" cy="517525"/>
             <wp:effectExtent l="0" t="0" r="0" b="0"/>
             <wp:docPr id="684920378" name="Picture 7"/>
@@ -2162,7 +2159,7 @@
         <w:rPr>
           <w:rFonts w:ascii="Roboto Mono" w:hAnsi="Roboto Mono"/>
         </w:rPr>
-        <w:pict w14:anchorId="6A11F40B">
+        <w:pict w14:anchorId="52C0EA0E">
           <v:rect id="_x0000_i1032" style="width:0;height:1.5pt" o:hralign="center" o:hrstd="t" o:hr="t" fillcolor="#a0a0a0" stroked="f"/>
         </w:pict>
       </w:r>
@@ -2197,7 +2194,7 @@
           <w:noProof/>
         </w:rPr>
         <w:drawing>
-          <wp:inline distT="0" distB="0" distL="0" distR="0" wp14:anchorId="3F6AFC98" wp14:editId="2EE99D05">
+          <wp:inline distT="0" distB="0" distL="0" distR="0" wp14:anchorId="46D1C77B" wp14:editId="78DE8967">
             <wp:extent cx="5943600" cy="756285"/>
             <wp:effectExtent l="0" t="0" r="0" b="5715"/>
             <wp:docPr id="2020922059" name="Picture 8"/>
@@ -2256,7 +2253,6 @@
         <w:rPr>
           <w:rFonts w:ascii="Roboto Mono" w:hAnsi="Roboto Mono"/>
         </w:rPr>
-        <w:lastRenderedPageBreak/>
         <w:t>SELECT COUNT(Department)</w:t>
       </w:r>
     </w:p>
@@ -2324,7 +2320,7 @@
         <w:rPr>
           <w:rFonts w:ascii="Roboto Mono" w:hAnsi="Roboto Mono"/>
         </w:rPr>
-        <w:pict w14:anchorId="4DCC2ACE">
+        <w:pict w14:anchorId="4DDFF539">
           <v:rect id="_x0000_i1033" style="width:0;height:1.5pt" o:hralign="center" o:hrstd="t" o:hr="t" fillcolor="#a0a0a0" stroked="f"/>
         </w:pict>
       </w:r>
@@ -2448,7 +2444,7 @@
           <w:noProof/>
         </w:rPr>
         <w:drawing>
-          <wp:inline distT="0" distB="0" distL="0" distR="0" wp14:anchorId="06B3D410" wp14:editId="3CFFF99B">
+          <wp:inline distT="0" distB="0" distL="0" distR="0" wp14:anchorId="0C4A3ED0" wp14:editId="175877EC">
             <wp:extent cx="5943600" cy="812800"/>
             <wp:effectExtent l="0" t="0" r="0" b="6350"/>
             <wp:docPr id="1676272757" name="Picture 9"/>
@@ -2553,7 +2549,7 @@
           <w:noProof/>
         </w:rPr>
         <w:drawing>
-          <wp:inline distT="0" distB="0" distL="0" distR="0" wp14:anchorId="094FF329" wp14:editId="66701D6D">
+          <wp:inline distT="0" distB="0" distL="0" distR="0" wp14:anchorId="37FD61B7" wp14:editId="0E9A802D">
             <wp:extent cx="5943600" cy="494665"/>
             <wp:effectExtent l="0" t="0" r="0" b="635"/>
             <wp:docPr id="2011552846" name="Picture 10"/>
@@ -2683,7 +2679,7 @@
         <w:rPr>
           <w:rFonts w:ascii="Roboto Mono" w:hAnsi="Roboto Mono"/>
         </w:rPr>
-        <w:pict w14:anchorId="2C92EE63">
+        <w:pict w14:anchorId="23CF7941">
           <v:rect id="_x0000_i1034" style="width:0;height:1.5pt" o:hralign="center" o:hrstd="t" o:hr="t" fillcolor="#a0a0a0" stroked="f"/>
         </w:pict>
       </w:r>
@@ -2806,9 +2802,8 @@
         <w:rPr>
           <w:noProof/>
         </w:rPr>
-        <w:lastRenderedPageBreak/>
         <w:drawing>
-          <wp:inline distT="0" distB="0" distL="0" distR="0" wp14:anchorId="2197E241" wp14:editId="23AC039A">
+          <wp:inline distT="0" distB="0" distL="0" distR="0" wp14:anchorId="5833F7E4" wp14:editId="5CB9D2D9">
             <wp:extent cx="5943600" cy="755015"/>
             <wp:effectExtent l="0" t="0" r="0" b="6985"/>
             <wp:docPr id="1795502817" name="Picture 11"/>
@@ -2913,7 +2908,7 @@
           <w:noProof/>
         </w:rPr>
         <w:drawing>
-          <wp:inline distT="0" distB="0" distL="0" distR="0" wp14:anchorId="22BC0770" wp14:editId="125BBED1">
+          <wp:inline distT="0" distB="0" distL="0" distR="0" wp14:anchorId="5FDAB3AF" wp14:editId="642C2D25">
             <wp:extent cx="5943600" cy="503555"/>
             <wp:effectExtent l="0" t="0" r="0" b="0"/>
             <wp:docPr id="1324149990" name="Picture 12"/>
@@ -3043,7 +3038,7 @@
         <w:rPr>
           <w:rFonts w:ascii="Roboto Mono" w:hAnsi="Roboto Mono"/>
         </w:rPr>
-        <w:pict w14:anchorId="1BD025BB">
+        <w:pict w14:anchorId="696B7B84">
           <v:rect id="_x0000_i1035" style="width:0;height:1.5pt" o:hralign="center" o:hrstd="t" o:hr="t" fillcolor="#a0a0a0" stroked="f"/>
         </w:pict>
       </w:r>
@@ -3167,7 +3162,7 @@
           <w:noProof/>
         </w:rPr>
         <w:drawing>
-          <wp:inline distT="0" distB="0" distL="0" distR="0" wp14:anchorId="358041ED" wp14:editId="6424EAF8">
+          <wp:inline distT="0" distB="0" distL="0" distR="0" wp14:anchorId="0DCCC5DA" wp14:editId="03CEF4C5">
             <wp:extent cx="5943600" cy="827405"/>
             <wp:effectExtent l="0" t="0" r="0" b="0"/>
             <wp:docPr id="1958466412" name="Picture 13"/>
@@ -3272,7 +3267,7 @@
           <w:noProof/>
         </w:rPr>
         <w:drawing>
-          <wp:inline distT="0" distB="0" distL="0" distR="0" wp14:anchorId="02422205" wp14:editId="05D6F98A">
+          <wp:inline distT="0" distB="0" distL="0" distR="0" wp14:anchorId="3590E25D" wp14:editId="1248D77D">
             <wp:extent cx="5943600" cy="504825"/>
             <wp:effectExtent l="0" t="0" r="0" b="9525"/>
             <wp:docPr id="775002025" name="Picture 14"/>
@@ -3361,7 +3356,6 @@
                 <w:b/>
                 <w:bCs/>
               </w:rPr>
-              <w:lastRenderedPageBreak/>
               <w:t>MIN(Salary)</w:t>
             </w:r>
           </w:p>
@@ -3403,7 +3397,7 @@
         <w:rPr>
           <w:rFonts w:ascii="Roboto Mono" w:hAnsi="Roboto Mono"/>
         </w:rPr>
-        <w:pict w14:anchorId="1B4441A4">
+        <w:pict w14:anchorId="5B6E6D0A">
           <v:rect id="_x0000_i1036" style="width:0;height:1.5pt" o:hralign="center" o:hrstd="t" o:hr="t" fillcolor="#a0a0a0" stroked="f"/>
         </w:pict>
       </w:r>
@@ -3527,7 +3521,7 @@
           <w:noProof/>
         </w:rPr>
         <w:drawing>
-          <wp:inline distT="0" distB="0" distL="0" distR="0" wp14:anchorId="70489F2F" wp14:editId="31476C42">
+          <wp:inline distT="0" distB="0" distL="0" distR="0" wp14:anchorId="0F7F97C0" wp14:editId="2CED6336">
             <wp:extent cx="5943600" cy="787400"/>
             <wp:effectExtent l="0" t="0" r="0" b="0"/>
             <wp:docPr id="2074057750" name="Picture 15"/>
@@ -3632,7 +3626,7 @@
           <w:noProof/>
         </w:rPr>
         <w:drawing>
-          <wp:inline distT="0" distB="0" distL="0" distR="0" wp14:anchorId="28B58043" wp14:editId="36D91389">
+          <wp:inline distT="0" distB="0" distL="0" distR="0" wp14:anchorId="2A03ECE1" wp14:editId="73A33A8B">
             <wp:extent cx="5943600" cy="520700"/>
             <wp:effectExtent l="0" t="0" r="0" b="0"/>
             <wp:docPr id="112707935" name="Picture 16"/>
@@ -3762,7 +3756,7 @@
         <w:rPr>
           <w:rFonts w:ascii="Roboto Mono" w:hAnsi="Roboto Mono"/>
         </w:rPr>
-        <w:pict w14:anchorId="2496E7BA">
+        <w:pict w14:anchorId="3659FCAA">
           <v:rect id="_x0000_i1037" style="width:0;height:1.5pt" o:hralign="center" o:hrstd="t" o:hr="t" fillcolor="#a0a0a0" stroked="f"/>
         </w:pict>
       </w:r>
@@ -3864,7 +3858,7 @@
           <w:noProof/>
         </w:rPr>
         <w:drawing>
-          <wp:inline distT="0" distB="0" distL="0" distR="0" wp14:anchorId="0B3825A5" wp14:editId="59ED7936">
+          <wp:inline distT="0" distB="0" distL="0" distR="0" wp14:anchorId="5809D949" wp14:editId="0CE1A9DA">
             <wp:extent cx="5943600" cy="932180"/>
             <wp:effectExtent l="0" t="0" r="0" b="1270"/>
             <wp:docPr id="1822752064" name="Picture 17"/>
@@ -3923,7 +3917,6 @@
         <w:rPr>
           <w:rFonts w:ascii="Roboto Mono" w:hAnsi="Roboto Mono"/>
         </w:rPr>
-        <w:lastRenderedPageBreak/>
         <w:t>SELECT AVG(Salary)</w:t>
       </w:r>
     </w:p>
@@ -3963,7 +3956,7 @@
         <w:rPr>
           <w:rFonts w:ascii="Roboto Mono" w:hAnsi="Roboto Mono"/>
         </w:rPr>
-        <w:pict w14:anchorId="4C44986C">
+        <w:pict w14:anchorId="353ECC0B">
           <v:rect id="_x0000_i1038" style="width:0;height:1.5pt" o:hralign="center" o:hrstd="t" o:hr="t" fillcolor="#a0a0a0" stroked="f"/>
         </w:pict>
       </w:r>
@@ -4065,7 +4058,7 @@
           <w:noProof/>
         </w:rPr>
         <w:drawing>
-          <wp:inline distT="0" distB="0" distL="0" distR="0" wp14:anchorId="416BC43B" wp14:editId="6A84F545">
+          <wp:inline distT="0" distB="0" distL="0" distR="0" wp14:anchorId="483DCBFD" wp14:editId="05C780CE">
             <wp:extent cx="5943600" cy="1120775"/>
             <wp:effectExtent l="0" t="0" r="0" b="3175"/>
             <wp:docPr id="985829455" name="Picture 18"/>
@@ -4176,7 +4169,7 @@
         <w:rPr>
           <w:rFonts w:ascii="Roboto Mono" w:hAnsi="Roboto Mono"/>
         </w:rPr>
-        <w:pict w14:anchorId="7E983681">
+        <w:pict w14:anchorId="45268402">
           <v:rect id="_x0000_i1039" style="width:0;height:1.5pt" o:hralign="center" o:hrstd="t" o:hr="t" fillcolor="#a0a0a0" stroked="f"/>
         </w:pict>
       </w:r>
@@ -4211,7 +4204,7 @@
           <w:noProof/>
         </w:rPr>
         <w:drawing>
-          <wp:inline distT="0" distB="0" distL="0" distR="0" wp14:anchorId="757E99F1" wp14:editId="6408E5C5">
+          <wp:inline distT="0" distB="0" distL="0" distR="0" wp14:anchorId="51A514C9" wp14:editId="451B3477">
             <wp:extent cx="5943600" cy="843915"/>
             <wp:effectExtent l="0" t="0" r="0" b="0"/>
             <wp:docPr id="1314614277" name="Picture 19"/>
@@ -4431,7 +4424,7 @@
         <w:rPr>
           <w:rFonts w:ascii="Roboto Mono" w:hAnsi="Roboto Mono"/>
         </w:rPr>
-        <w:pict w14:anchorId="306FF9CF">
+        <w:pict w14:anchorId="71A31B89">
           <v:rect id="_x0000_i1040" style="width:0;height:1.5pt" o:hralign="center" o:hrstd="t" o:hr="t" fillcolor="#a0a0a0" stroked="f"/>
         </w:pict>
       </w:r>
@@ -4444,7 +4437,6 @@
         <w:rPr>
           <w:rFonts w:ascii="Segoe UI Emoji" w:hAnsi="Segoe UI Emoji" w:cs="Segoe UI Emoji"/>
         </w:rPr>
-        <w:lastRenderedPageBreak/>
         <w:t>📚</w:t>
       </w:r>
       <w:r>
@@ -4548,7 +4540,7 @@
           <w:noProof/>
         </w:rPr>
         <w:drawing>
-          <wp:inline distT="0" distB="0" distL="0" distR="0" wp14:anchorId="53007E09" wp14:editId="2A1036BC">
+          <wp:inline distT="0" distB="0" distL="0" distR="0" wp14:anchorId="3FB8A414" wp14:editId="297B6DDB">
             <wp:extent cx="5943600" cy="1235710"/>
             <wp:effectExtent l="0" t="0" r="0" b="2540"/>
             <wp:docPr id="48009319" name="Picture 20"/>
@@ -4672,7 +4664,7 @@
         <w:rPr>
           <w:rFonts w:ascii="Roboto Mono" w:hAnsi="Roboto Mono"/>
         </w:rPr>
-        <w:pict w14:anchorId="52CF5948">
+        <w:pict w14:anchorId="19645CAB">
           <v:rect id="_x0000_i1041" style="width:0;height:1.5pt" o:hralign="center" o:hrstd="t" o:hr="t" fillcolor="#a0a0a0" stroked="f"/>
         </w:pict>
       </w:r>
@@ -4707,7 +4699,7 @@
           <w:noProof/>
         </w:rPr>
         <w:drawing>
-          <wp:inline distT="0" distB="0" distL="0" distR="0" wp14:anchorId="62303E3E" wp14:editId="73EF7460">
+          <wp:inline distT="0" distB="0" distL="0" distR="0" wp14:anchorId="7F32352F" wp14:editId="442F48FB">
             <wp:extent cx="5943600" cy="512445"/>
             <wp:effectExtent l="0" t="0" r="0" b="1905"/>
             <wp:docPr id="1521829857" name="Picture 21"/>
@@ -4882,7 +4874,7 @@
         <w:rPr>
           <w:rFonts w:ascii="Roboto Mono" w:hAnsi="Roboto Mono"/>
         </w:rPr>
-        <w:pict w14:anchorId="77A10C40">
+        <w:pict w14:anchorId="3A43D660">
           <v:rect id="_x0000_i1042" style="width:0;height:1.5pt" o:hralign="center" o:hrstd="t" o:hr="t" fillcolor="#a0a0a0" stroked="f"/>
         </w:pict>
       </w:r>
@@ -4972,9 +4964,8 @@
         <w:rPr>
           <w:noProof/>
         </w:rPr>
-        <w:lastRenderedPageBreak/>
         <w:drawing>
-          <wp:inline distT="0" distB="0" distL="0" distR="0" wp14:anchorId="6F9767A6" wp14:editId="19D68141">
+          <wp:inline distT="0" distB="0" distL="0" distR="0" wp14:anchorId="650F973A" wp14:editId="2229884E">
             <wp:extent cx="5943600" cy="1946910"/>
             <wp:effectExtent l="0" t="0" r="0" b="0"/>
             <wp:docPr id="1297415681" name="Picture 22"/>
@@ -5454,7 +5445,7 @@
         <w:rPr>
           <w:rFonts w:ascii="Roboto Mono" w:hAnsi="Roboto Mono"/>
         </w:rPr>
-        <w:pict w14:anchorId="785FDF12">
+        <w:pict w14:anchorId="5783FAF0">
           <v:rect id="_x0000_i1043" style="width:0;height:1.5pt" o:hralign="center" o:hrstd="t" o:hr="t" fillcolor="#a0a0a0" stroked="f"/>
         </w:pict>
       </w:r>
@@ -5562,7 +5553,7 @@
           <w:noProof/>
         </w:rPr>
         <w:drawing>
-          <wp:inline distT="0" distB="0" distL="0" distR="0" wp14:anchorId="2AD2C207" wp14:editId="62F2F22B">
+          <wp:inline distT="0" distB="0" distL="0" distR="0" wp14:anchorId="2E5ED1F5" wp14:editId="06A971A2">
             <wp:extent cx="5943600" cy="1425575"/>
             <wp:effectExtent l="0" t="0" r="0" b="3175"/>
             <wp:docPr id="1355173340" name="Picture 23"/>
@@ -5647,7 +5638,6 @@
         <w:rPr>
           <w:rFonts w:ascii="Roboto Mono" w:hAnsi="Roboto Mono"/>
         </w:rPr>
-        <w:lastRenderedPageBreak/>
         <w:t xml:space="preserve">    Name VARCHAR(100),</w:t>
       </w:r>
     </w:p>
@@ -5700,7 +5690,7 @@
         <w:rPr>
           <w:rFonts w:ascii="Roboto Mono" w:hAnsi="Roboto Mono"/>
         </w:rPr>
-        <w:pict w14:anchorId="10FD9E11">
+        <w:pict w14:anchorId="7D3EAFC3">
           <v:rect id="_x0000_i1044" style="width:0;height:1.5pt" o:hralign="center" o:hrstd="t" o:hr="t" fillcolor="#a0a0a0" stroked="f"/>
         </w:pict>
       </w:r>
@@ -5794,7 +5784,7 @@
           <w:noProof/>
         </w:rPr>
         <w:drawing>
-          <wp:inline distT="0" distB="0" distL="0" distR="0" wp14:anchorId="33994E1C" wp14:editId="5DD9B629">
+          <wp:inline distT="0" distB="0" distL="0" distR="0" wp14:anchorId="2D790E39" wp14:editId="1823674B">
             <wp:extent cx="5943600" cy="1362075"/>
             <wp:effectExtent l="0" t="0" r="0" b="9525"/>
             <wp:docPr id="67069217" name="Picture 25"/>
@@ -5931,7 +5921,7 @@
         <w:rPr>
           <w:rFonts w:ascii="Roboto Mono" w:hAnsi="Roboto Mono"/>
         </w:rPr>
-        <w:pict w14:anchorId="6CA5B4A3">
+        <w:pict w14:anchorId="68E9BF3A">
           <v:rect id="_x0000_i1045" style="width:0;height:1.5pt" o:hralign="center" o:hrstd="t" o:hr="t" fillcolor="#a0a0a0" stroked="f"/>
         </w:pict>
       </w:r>
@@ -6025,7 +6015,7 @@
           <w:noProof/>
         </w:rPr>
         <w:drawing>
-          <wp:inline distT="0" distB="0" distL="0" distR="0" wp14:anchorId="2EB6E42A" wp14:editId="469FD628">
+          <wp:inline distT="0" distB="0" distL="0" distR="0" wp14:anchorId="213E5FC5" wp14:editId="70ECD2E5">
             <wp:extent cx="5943600" cy="782320"/>
             <wp:effectExtent l="0" t="0" r="0" b="0"/>
             <wp:docPr id="1871919683" name="Picture 26"/>
@@ -6097,7 +6087,6 @@
         <w:rPr>
           <w:rFonts w:ascii="Roboto Mono" w:hAnsi="Roboto Mono"/>
         </w:rPr>
-        <w:lastRenderedPageBreak/>
         <w:t>FROM Employees;</w:t>
       </w:r>
     </w:p>
@@ -6111,7 +6100,7 @@
         <w:rPr>
           <w:rFonts w:ascii="Roboto Mono" w:hAnsi="Roboto Mono"/>
         </w:rPr>
-        <w:pict w14:anchorId="2C0FAF7A">
+        <w:pict w14:anchorId="6A5A09C8">
           <v:rect id="_x0000_i1046" style="width:0;height:1.5pt" o:hralign="center" o:hrstd="t" o:hr="t" fillcolor="#a0a0a0" stroked="f"/>
         </w:pict>
       </w:r>
@@ -6205,7 +6194,7 @@
           <w:noProof/>
         </w:rPr>
         <w:drawing>
-          <wp:inline distT="0" distB="0" distL="0" distR="0" wp14:anchorId="03CE4064" wp14:editId="68B05A7F">
+          <wp:inline distT="0" distB="0" distL="0" distR="0" wp14:anchorId="48637C39" wp14:editId="2BA1793D">
             <wp:extent cx="5943600" cy="767715"/>
             <wp:effectExtent l="0" t="0" r="0" b="0"/>
             <wp:docPr id="1620249648" name="Picture 27"/>
@@ -6290,7 +6279,7 @@
         <w:rPr>
           <w:rFonts w:ascii="Roboto Mono" w:hAnsi="Roboto Mono"/>
         </w:rPr>
-        <w:pict w14:anchorId="70CBA246">
+        <w:pict w14:anchorId="1B362536">
           <v:rect id="_x0000_i1047" style="width:0;height:1.5pt" o:hralign="center" o:hrstd="t" o:hr="t" fillcolor="#a0a0a0" stroked="f"/>
         </w:pict>
       </w:r>
@@ -6384,7 +6373,7 @@
           <w:noProof/>
         </w:rPr>
         <w:drawing>
-          <wp:inline distT="0" distB="0" distL="0" distR="0" wp14:anchorId="17973F61" wp14:editId="318EB036">
+          <wp:inline distT="0" distB="0" distL="0" distR="0" wp14:anchorId="6CB4ED87" wp14:editId="7409421C">
             <wp:extent cx="5943600" cy="770255"/>
             <wp:effectExtent l="0" t="0" r="0" b="0"/>
             <wp:docPr id="736631325" name="Picture 28"/>
@@ -6469,7 +6458,7 @@
         <w:rPr>
           <w:rFonts w:ascii="Roboto Mono" w:hAnsi="Roboto Mono"/>
         </w:rPr>
-        <w:pict w14:anchorId="4F1D5828">
+        <w:pict w14:anchorId="073E3D25">
           <v:rect id="_x0000_i1048" style="width:0;height:1.5pt" o:hralign="center" o:hrstd="t" o:hr="t" fillcolor="#a0a0a0" stroked="f"/>
         </w:pict>
       </w:r>
@@ -6563,7 +6552,7 @@
           <w:noProof/>
         </w:rPr>
         <w:drawing>
-          <wp:inline distT="0" distB="0" distL="0" distR="0" wp14:anchorId="71A44F19" wp14:editId="2883788B">
+          <wp:inline distT="0" distB="0" distL="0" distR="0" wp14:anchorId="223A25EF" wp14:editId="2BCDFBBF">
             <wp:extent cx="5943600" cy="768985"/>
             <wp:effectExtent l="0" t="0" r="0" b="0"/>
             <wp:docPr id="969200734" name="Picture 29"/>
@@ -6648,8 +6637,7 @@
         <w:rPr>
           <w:rFonts w:ascii="Roboto Mono" w:hAnsi="Roboto Mono"/>
         </w:rPr>
-        <w:lastRenderedPageBreak/>
-        <w:pict w14:anchorId="33CBD2C5">
+        <w:pict w14:anchorId="79BC7494">
           <v:rect id="_x0000_i1049" style="width:0;height:1.5pt" o:hralign="center" o:hrstd="t" o:hr="t" fillcolor="#a0a0a0" stroked="f"/>
         </w:pict>
       </w:r>
@@ -6743,7 +6731,7 @@
           <w:noProof/>
         </w:rPr>
         <w:drawing>
-          <wp:inline distT="0" distB="0" distL="0" distR="0" wp14:anchorId="7990EF0F" wp14:editId="474F54EF">
+          <wp:inline distT="0" distB="0" distL="0" distR="0" wp14:anchorId="183F9186" wp14:editId="59BE91ED">
             <wp:extent cx="5943600" cy="768985"/>
             <wp:effectExtent l="0" t="0" r="0" b="0"/>
             <wp:docPr id="1492020517" name="Picture 30"/>
@@ -6828,7 +6816,7 @@
         <w:rPr>
           <w:rFonts w:ascii="Roboto Mono" w:hAnsi="Roboto Mono"/>
         </w:rPr>
-        <w:pict w14:anchorId="2D619A0C">
+        <w:pict w14:anchorId="4DD13E30">
           <v:rect id="_x0000_i1050" style="width:0;height:1.5pt" o:hralign="center" o:hrstd="t" o:hr="t" fillcolor="#a0a0a0" stroked="f"/>
         </w:pict>
       </w:r>
@@ -6922,7 +6910,7 @@
           <w:noProof/>
         </w:rPr>
         <w:drawing>
-          <wp:inline distT="0" distB="0" distL="0" distR="0" wp14:anchorId="21C0B76F" wp14:editId="10876EA5">
+          <wp:inline distT="0" distB="0" distL="0" distR="0" wp14:anchorId="7EF11F8A" wp14:editId="0353E74C">
             <wp:extent cx="5943600" cy="1094740"/>
             <wp:effectExtent l="0" t="0" r="0" b="0"/>
             <wp:docPr id="454767122" name="Picture 31"/>
@@ -7199,9 +7187,8 @@
         <w:rPr>
           <w:noProof/>
         </w:rPr>
-        <w:lastRenderedPageBreak/>
         <w:drawing>
-          <wp:inline distT="0" distB="0" distL="0" distR="0" wp14:anchorId="0B1E3050" wp14:editId="3518E2E9">
+          <wp:inline distT="0" distB="0" distL="0" distR="0" wp14:anchorId="44DD1352" wp14:editId="703AF9EB">
             <wp:extent cx="5943600" cy="2144395"/>
             <wp:effectExtent l="0" t="0" r="0" b="8255"/>
             <wp:docPr id="1672333270" name="Picture 35"/>
@@ -7339,7 +7326,7 @@
           <w:noProof/>
         </w:rPr>
         <w:drawing>
-          <wp:inline distT="0" distB="0" distL="0" distR="0" wp14:anchorId="788BFCBB" wp14:editId="754392D3">
+          <wp:inline distT="0" distB="0" distL="0" distR="0" wp14:anchorId="2192A801" wp14:editId="36ED63F9">
             <wp:extent cx="5943600" cy="1334770"/>
             <wp:effectExtent l="0" t="0" r="0" b="0"/>
             <wp:docPr id="1511679154" name="Picture 36"/>
@@ -7548,9 +7535,8 @@
         <w:rPr>
           <w:noProof/>
         </w:rPr>
-        <w:lastRenderedPageBreak/>
         <w:drawing>
-          <wp:inline distT="0" distB="0" distL="0" distR="0" wp14:anchorId="275246F3" wp14:editId="4A714BEE">
+          <wp:inline distT="0" distB="0" distL="0" distR="0" wp14:anchorId="555217B4" wp14:editId="496429E2">
             <wp:extent cx="5943600" cy="2322830"/>
             <wp:effectExtent l="0" t="0" r="0" b="1270"/>
             <wp:docPr id="1024832448" name="Picture 37"/>
@@ -7688,7 +7674,7 @@
           <w:noProof/>
         </w:rPr>
         <w:drawing>
-          <wp:inline distT="0" distB="0" distL="0" distR="0" wp14:anchorId="5E4A5C42" wp14:editId="7EE537E1">
+          <wp:inline distT="0" distB="0" distL="0" distR="0" wp14:anchorId="22A7A69C" wp14:editId="14AF6A8B">
             <wp:extent cx="5943600" cy="1239520"/>
             <wp:effectExtent l="0" t="0" r="0" b="0"/>
             <wp:docPr id="73247075" name="Picture 38"/>
@@ -7900,9 +7886,8 @@
         <w:rPr>
           <w:noProof/>
         </w:rPr>
-        <w:lastRenderedPageBreak/>
         <w:drawing>
-          <wp:inline distT="0" distB="0" distL="0" distR="0" wp14:anchorId="0996E1A3" wp14:editId="1E3013E9">
+          <wp:inline distT="0" distB="0" distL="0" distR="0" wp14:anchorId="28970EFE" wp14:editId="4626FE77">
             <wp:extent cx="5943600" cy="2320290"/>
             <wp:effectExtent l="0" t="0" r="0" b="3810"/>
             <wp:docPr id="1343469957" name="Picture 39"/>
@@ -7988,7 +7973,7 @@
           <w:noProof/>
         </w:rPr>
         <w:drawing>
-          <wp:inline distT="0" distB="0" distL="0" distR="0" wp14:anchorId="069ECC68" wp14:editId="5125FCC3">
+          <wp:inline distT="0" distB="0" distL="0" distR="0" wp14:anchorId="60FCED0D" wp14:editId="621EF30C">
             <wp:extent cx="5943600" cy="2642235"/>
             <wp:effectExtent l="0" t="0" r="0" b="5715"/>
             <wp:docPr id="64585911" name="Picture 40"/>
@@ -8194,9 +8179,8 @@
         <w:rPr>
           <w:noProof/>
         </w:rPr>
-        <w:lastRenderedPageBreak/>
         <w:drawing>
-          <wp:inline distT="0" distB="0" distL="0" distR="0" wp14:anchorId="1B76009E" wp14:editId="145B5DC5">
+          <wp:inline distT="0" distB="0" distL="0" distR="0" wp14:anchorId="585EFFB4" wp14:editId="4F848F41">
             <wp:extent cx="5943600" cy="2032635"/>
             <wp:effectExtent l="0" t="0" r="0" b="5715"/>
             <wp:docPr id="1476881266" name="Picture 41"/>
@@ -8282,7 +8266,7 @@
           <w:noProof/>
         </w:rPr>
         <w:drawing>
-          <wp:inline distT="0" distB="0" distL="0" distR="0" wp14:anchorId="62523AC5" wp14:editId="2031F198">
+          <wp:inline distT="0" distB="0" distL="0" distR="0" wp14:anchorId="2B789BEA" wp14:editId="4D0217AE">
             <wp:extent cx="5943600" cy="2626360"/>
             <wp:effectExtent l="0" t="0" r="0" b="2540"/>
             <wp:docPr id="490643680" name="Picture 42"/>
@@ -8488,9 +8472,8 @@
         <w:rPr>
           <w:noProof/>
         </w:rPr>
-        <w:lastRenderedPageBreak/>
         <w:drawing>
-          <wp:inline distT="0" distB="0" distL="0" distR="0" wp14:anchorId="185CC530" wp14:editId="3C9EDC6F">
+          <wp:inline distT="0" distB="0" distL="0" distR="0" wp14:anchorId="64534679" wp14:editId="69C38F1C">
             <wp:extent cx="5943600" cy="2032635"/>
             <wp:effectExtent l="0" t="0" r="0" b="5715"/>
             <wp:docPr id="1549557611" name="Picture 43"/>
@@ -8576,7 +8559,7 @@
           <w:noProof/>
         </w:rPr>
         <w:drawing>
-          <wp:inline distT="0" distB="0" distL="0" distR="0" wp14:anchorId="21A7A8B8" wp14:editId="54E4AB2F">
+          <wp:inline distT="0" distB="0" distL="0" distR="0" wp14:anchorId="0E560861" wp14:editId="158C3799">
             <wp:extent cx="5943600" cy="2626360"/>
             <wp:effectExtent l="0" t="0" r="0" b="2540"/>
             <wp:docPr id="1799834604" name="Picture 44"/>
@@ -8782,9 +8765,8 @@
         <w:rPr>
           <w:noProof/>
         </w:rPr>
-        <w:lastRenderedPageBreak/>
         <w:drawing>
-          <wp:inline distT="0" distB="0" distL="0" distR="0" wp14:anchorId="223B4288" wp14:editId="0474A189">
+          <wp:inline distT="0" distB="0" distL="0" distR="0" wp14:anchorId="3F3DB190" wp14:editId="3CD1B801">
             <wp:extent cx="5943600" cy="2045335"/>
             <wp:effectExtent l="0" t="0" r="0" b="0"/>
             <wp:docPr id="2027740461" name="Picture 46"/>
@@ -8870,7 +8852,7 @@
           <w:noProof/>
         </w:rPr>
         <w:drawing>
-          <wp:inline distT="0" distB="0" distL="0" distR="0" wp14:anchorId="4B510457" wp14:editId="7CFDB5DA">
+          <wp:inline distT="0" distB="0" distL="0" distR="0" wp14:anchorId="548CDE45" wp14:editId="3B37EA16">
             <wp:extent cx="5943600" cy="2623820"/>
             <wp:effectExtent l="0" t="0" r="0" b="5080"/>
             <wp:docPr id="897474076" name="Picture 47"/>
@@ -9076,9 +9058,8 @@
         <w:rPr>
           <w:noProof/>
         </w:rPr>
-        <w:lastRenderedPageBreak/>
         <w:drawing>
-          <wp:inline distT="0" distB="0" distL="0" distR="0" wp14:anchorId="662D2E26" wp14:editId="1C1E6428">
+          <wp:inline distT="0" distB="0" distL="0" distR="0" wp14:anchorId="6B1C32D8" wp14:editId="33D7750A">
             <wp:extent cx="5943600" cy="2031365"/>
             <wp:effectExtent l="0" t="0" r="0" b="6985"/>
             <wp:docPr id="2094760496" name="Picture 48"/>
@@ -9164,7 +9145,7 @@
           <w:noProof/>
         </w:rPr>
         <w:drawing>
-          <wp:inline distT="0" distB="0" distL="0" distR="0" wp14:anchorId="522DED24" wp14:editId="1FFD4CF0">
+          <wp:inline distT="0" distB="0" distL="0" distR="0" wp14:anchorId="6BB1E21D" wp14:editId="223C5871">
             <wp:extent cx="5943600" cy="2617470"/>
             <wp:effectExtent l="0" t="0" r="0" b="0"/>
             <wp:docPr id="262141503" name="Picture 49"/>
@@ -9373,9 +9354,8 @@
         <w:rPr>
           <w:noProof/>
         </w:rPr>
-        <w:lastRenderedPageBreak/>
         <w:drawing>
-          <wp:inline distT="0" distB="0" distL="0" distR="0" wp14:anchorId="31391924" wp14:editId="17825738">
+          <wp:inline distT="0" distB="0" distL="0" distR="0" wp14:anchorId="00199BBB" wp14:editId="7177FCA5">
             <wp:extent cx="5943600" cy="2049145"/>
             <wp:effectExtent l="0" t="0" r="0" b="8255"/>
             <wp:docPr id="1851225414" name="Picture 50"/>
@@ -9487,7 +9467,7 @@
           <w:noProof/>
         </w:rPr>
         <w:drawing>
-          <wp:inline distT="0" distB="0" distL="0" distR="0" wp14:anchorId="36A984C7" wp14:editId="04BA90E1">
+          <wp:inline distT="0" distB="0" distL="0" distR="0" wp14:anchorId="23242A20" wp14:editId="3D70C932">
             <wp:extent cx="5943600" cy="2854960"/>
             <wp:effectExtent l="0" t="0" r="0" b="2540"/>
             <wp:docPr id="1915567619" name="Picture 51"/>
@@ -9546,7 +9526,7 @@
         <w:rPr>
           <w:rFonts w:ascii="Roboto Mono" w:hAnsi="Roboto Mono"/>
         </w:rPr>
-        <w:pict w14:anchorId="145F86F8">
+        <w:pict w14:anchorId="6F4B8AFB">
           <v:rect id="_x0000_i1051" style="width:0;height:1.5pt" o:hralign="center" o:hrstd="t" o:hr="t" fillcolor="#a0a0a0" stroked="f"/>
         </w:pict>
       </w:r>
@@ -9636,9 +9616,8 @@
         <w:rPr>
           <w:noProof/>
         </w:rPr>
-        <w:lastRenderedPageBreak/>
         <w:drawing>
-          <wp:inline distT="0" distB="0" distL="0" distR="0" wp14:anchorId="71E71470" wp14:editId="7DFD9C84">
+          <wp:inline distT="0" distB="0" distL="0" distR="0" wp14:anchorId="2AE34627" wp14:editId="6C07087A">
             <wp:extent cx="5943600" cy="1929765"/>
             <wp:effectExtent l="0" t="0" r="0" b="0"/>
             <wp:docPr id="1412575624" name="Picture 32"/>
@@ -9993,7 +9972,7 @@
         <w:rPr>
           <w:rFonts w:ascii="Roboto Mono" w:hAnsi="Roboto Mono"/>
         </w:rPr>
-        <w:pict w14:anchorId="2FC98BF2">
+        <w:pict w14:anchorId="401FAD54">
           <v:rect id="_x0000_i1052" style="width:0;height:1.5pt" o:hralign="center" o:hrstd="t" o:hr="t" fillcolor="#a0a0a0" stroked="f"/>
         </w:pict>
       </w:r>
@@ -10163,7 +10142,7 @@
         <w:rPr>
           <w:rFonts w:ascii="Roboto Mono" w:hAnsi="Roboto Mono"/>
         </w:rPr>
-        <w:pict w14:anchorId="620A9110">
+        <w:pict w14:anchorId="1A4949F5">
           <v:rect id="_x0000_i1053" style="width:0;height:1.5pt" o:hralign="center" o:hrstd="t" o:hr="t" fillcolor="#a0a0a0" stroked="f"/>
         </w:pict>
       </w:r>
@@ -10253,9 +10232,8 @@
         <w:rPr>
           <w:noProof/>
         </w:rPr>
-        <w:lastRenderedPageBreak/>
         <w:drawing>
-          <wp:inline distT="0" distB="0" distL="0" distR="0" wp14:anchorId="7C317034" wp14:editId="0799A8FD">
+          <wp:inline distT="0" distB="0" distL="0" distR="0" wp14:anchorId="64DD2701" wp14:editId="132E46C7">
             <wp:extent cx="5943600" cy="1213485"/>
             <wp:effectExtent l="0" t="0" r="0" b="5715"/>
             <wp:docPr id="691799601" name="Picture 33"/>
@@ -10520,7 +10498,7 @@
         <w:rPr>
           <w:rFonts w:ascii="Roboto Mono" w:hAnsi="Roboto Mono"/>
         </w:rPr>
-        <w:pict w14:anchorId="4A6BFDF6">
+        <w:pict w14:anchorId="08A6F8B3">
           <v:rect id="_x0000_i1054" style="width:0;height:1.5pt" o:hralign="center" o:hrstd="t" o:hr="t" fillcolor="#a0a0a0" stroked="f"/>
         </w:pict>
       </w:r>
@@ -10611,7 +10589,7 @@
           <w:noProof/>
         </w:rPr>
         <w:drawing>
-          <wp:inline distT="0" distB="0" distL="0" distR="0" wp14:anchorId="5EBBFDB4" wp14:editId="1E09AD14">
+          <wp:inline distT="0" distB="0" distL="0" distR="0" wp14:anchorId="715E0BF8" wp14:editId="3FFE1477">
             <wp:extent cx="5943600" cy="1736090"/>
             <wp:effectExtent l="0" t="0" r="0" b="0"/>
             <wp:docPr id="961488247" name="Picture 34"/>
@@ -10785,7 +10763,6 @@
         <w:rPr>
           <w:rFonts w:ascii="Roboto Mono" w:hAnsi="Roboto Mono"/>
         </w:rPr>
-        <w:lastRenderedPageBreak/>
         <w:t xml:space="preserve">     </w:t>
       </w:r>
       <w:r>
@@ -10837,7 +10814,7 @@
         <w:rPr>
           <w:rFonts w:ascii="Roboto Mono" w:hAnsi="Roboto Mono"/>
         </w:rPr>
-        <w:pict w14:anchorId="2BFA9678">
+        <w:pict w14:anchorId="089FA374">
           <v:rect id="_x0000_i1055" style="width:0;height:1.5pt" o:hralign="center" o:hrstd="t" o:hr="t" fillcolor="#a0a0a0" stroked="f"/>
         </w:pict>
       </w:r>
@@ -11136,7 +11113,7 @@
         <w:rPr>
           <w:rFonts w:ascii="Roboto Mono" w:hAnsi="Roboto Mono"/>
         </w:rPr>
-        <w:pict w14:anchorId="76ACB1B3">
+        <w:pict w14:anchorId="6F4E43FF">
           <v:rect id="_x0000_i1056" style="width:0;height:1.5pt" o:hralign="center" o:hrstd="t" o:hr="t" fillcolor="#a0a0a0" stroked="f"/>
         </w:pict>
       </w:r>
@@ -11312,6 +11289,7 @@
         </w:rPr>
       </w:pPr>
     </w:p>
+    <w:p/>
     <w:sectPr>
       <w:pgSz w:w="12240" w:h="15840"/>
       <w:pgMar w:top="1440" w:right="1440" w:bottom="1440" w:left="1440" w:header="720" w:footer="720" w:gutter="0"/>
@@ -12343,7 +12321,7 @@
     <w:link w:val="Heading1Char"/>
     <w:uiPriority w:val="9"/>
     <w:qFormat/>
-    <w:rsid w:val="00B12002"/>
+    <w:rsid w:val="006C2C20"/>
     <w:pPr>
       <w:keepNext/>
       <w:keepLines/>
@@ -12365,7 +12343,7 @@
     <w:uiPriority w:val="9"/>
     <w:unhideWhenUsed/>
     <w:qFormat/>
-    <w:rsid w:val="00B12002"/>
+    <w:rsid w:val="006C2C20"/>
     <w:pPr>
       <w:keepNext/>
       <w:keepLines/>
@@ -12387,7 +12365,7 @@
     <w:uiPriority w:val="9"/>
     <w:unhideWhenUsed/>
     <w:qFormat/>
-    <w:rsid w:val="00B12002"/>
+    <w:rsid w:val="006C2C20"/>
     <w:pPr>
       <w:keepNext/>
       <w:keepLines/>
@@ -12409,7 +12387,7 @@
     <w:uiPriority w:val="9"/>
     <w:unhideWhenUsed/>
     <w:qFormat/>
-    <w:rsid w:val="00B12002"/>
+    <w:rsid w:val="006C2C20"/>
     <w:pPr>
       <w:keepNext/>
       <w:keepLines/>
@@ -12429,9 +12407,10 @@
     <w:next w:val="Normal"/>
     <w:link w:val="Heading5Char"/>
     <w:uiPriority w:val="9"/>
+    <w:semiHidden/>
     <w:unhideWhenUsed/>
     <w:qFormat/>
-    <w:rsid w:val="00B12002"/>
+    <w:rsid w:val="006C2C20"/>
     <w:pPr>
       <w:keepNext/>
       <w:keepLines/>
@@ -12452,7 +12431,7 @@
     <w:semiHidden/>
     <w:unhideWhenUsed/>
     <w:qFormat/>
-    <w:rsid w:val="00B12002"/>
+    <w:rsid w:val="006C2C20"/>
     <w:pPr>
       <w:keepNext/>
       <w:keepLines/>
@@ -12475,7 +12454,7 @@
     <w:semiHidden/>
     <w:unhideWhenUsed/>
     <w:qFormat/>
-    <w:rsid w:val="00B12002"/>
+    <w:rsid w:val="006C2C20"/>
     <w:pPr>
       <w:keepNext/>
       <w:keepLines/>
@@ -12496,7 +12475,7 @@
     <w:semiHidden/>
     <w:unhideWhenUsed/>
     <w:qFormat/>
-    <w:rsid w:val="00B12002"/>
+    <w:rsid w:val="006C2C20"/>
     <w:pPr>
       <w:keepNext/>
       <w:keepLines/>
@@ -12519,7 +12498,7 @@
     <w:semiHidden/>
     <w:unhideWhenUsed/>
     <w:qFormat/>
-    <w:rsid w:val="00B12002"/>
+    <w:rsid w:val="006C2C20"/>
     <w:pPr>
       <w:keepNext/>
       <w:keepLines/>
@@ -12563,7 +12542,7 @@
     <w:basedOn w:val="DefaultParagraphFont"/>
     <w:link w:val="Heading1"/>
     <w:uiPriority w:val="9"/>
-    <w:rsid w:val="00B12002"/>
+    <w:rsid w:val="006C2C20"/>
     <w:rPr>
       <w:rFonts w:asciiTheme="majorHAnsi" w:eastAsiaTheme="majorEastAsia" w:hAnsiTheme="majorHAnsi" w:cstheme="majorBidi"/>
       <w:color w:val="2F5496" w:themeColor="accent1" w:themeShade="BF"/>
@@ -12576,7 +12555,7 @@
     <w:basedOn w:val="DefaultParagraphFont"/>
     <w:link w:val="Heading2"/>
     <w:uiPriority w:val="9"/>
-    <w:rsid w:val="00B12002"/>
+    <w:rsid w:val="006C2C20"/>
     <w:rPr>
       <w:rFonts w:asciiTheme="majorHAnsi" w:eastAsiaTheme="majorEastAsia" w:hAnsiTheme="majorHAnsi" w:cstheme="majorBidi"/>
       <w:color w:val="2F5496" w:themeColor="accent1" w:themeShade="BF"/>
@@ -12589,7 +12568,7 @@
     <w:basedOn w:val="DefaultParagraphFont"/>
     <w:link w:val="Heading3"/>
     <w:uiPriority w:val="9"/>
-    <w:rsid w:val="00B12002"/>
+    <w:rsid w:val="006C2C20"/>
     <w:rPr>
       <w:rFonts w:eastAsiaTheme="majorEastAsia" w:cstheme="majorBidi"/>
       <w:color w:val="2F5496" w:themeColor="accent1" w:themeShade="BF"/>
@@ -12602,7 +12581,7 @@
     <w:basedOn w:val="DefaultParagraphFont"/>
     <w:link w:val="Heading4"/>
     <w:uiPriority w:val="9"/>
-    <w:rsid w:val="00B12002"/>
+    <w:rsid w:val="006C2C20"/>
     <w:rPr>
       <w:rFonts w:eastAsiaTheme="majorEastAsia" w:cstheme="majorBidi"/>
       <w:i/>
@@ -12615,7 +12594,8 @@
     <w:basedOn w:val="DefaultParagraphFont"/>
     <w:link w:val="Heading5"/>
     <w:uiPriority w:val="9"/>
-    <w:rsid w:val="00B12002"/>
+    <w:semiHidden/>
+    <w:rsid w:val="006C2C20"/>
     <w:rPr>
       <w:rFonts w:eastAsiaTheme="majorEastAsia" w:cstheme="majorBidi"/>
       <w:color w:val="2F5496" w:themeColor="accent1" w:themeShade="BF"/>
@@ -12627,7 +12607,7 @@
     <w:link w:val="Heading6"/>
     <w:uiPriority w:val="9"/>
     <w:semiHidden/>
-    <w:rsid w:val="00B12002"/>
+    <w:rsid w:val="006C2C20"/>
     <w:rPr>
       <w:rFonts w:eastAsiaTheme="majorEastAsia" w:cstheme="majorBidi"/>
       <w:i/>
@@ -12641,7 +12621,7 @@
     <w:link w:val="Heading7"/>
     <w:uiPriority w:val="9"/>
     <w:semiHidden/>
-    <w:rsid w:val="00B12002"/>
+    <w:rsid w:val="006C2C20"/>
     <w:rPr>
       <w:rFonts w:eastAsiaTheme="majorEastAsia" w:cstheme="majorBidi"/>
       <w:color w:val="595959" w:themeColor="text1" w:themeTint="A6"/>
@@ -12653,7 +12633,7 @@
     <w:link w:val="Heading8"/>
     <w:uiPriority w:val="9"/>
     <w:semiHidden/>
-    <w:rsid w:val="00B12002"/>
+    <w:rsid w:val="006C2C20"/>
     <w:rPr>
       <w:rFonts w:eastAsiaTheme="majorEastAsia" w:cstheme="majorBidi"/>
       <w:i/>
@@ -12667,7 +12647,7 @@
     <w:link w:val="Heading9"/>
     <w:uiPriority w:val="9"/>
     <w:semiHidden/>
-    <w:rsid w:val="00B12002"/>
+    <w:rsid w:val="006C2C20"/>
     <w:rPr>
       <w:rFonts w:eastAsiaTheme="majorEastAsia" w:cstheme="majorBidi"/>
       <w:color w:val="272727" w:themeColor="text1" w:themeTint="D8"/>
@@ -12680,7 +12660,7 @@
     <w:link w:val="TitleChar"/>
     <w:uiPriority w:val="10"/>
     <w:qFormat/>
-    <w:rsid w:val="00B12002"/>
+    <w:rsid w:val="006C2C20"/>
     <w:pPr>
       <w:spacing w:after="80" w:line="240" w:lineRule="auto"/>
       <w:contextualSpacing/>
@@ -12698,7 +12678,7 @@
     <w:basedOn w:val="DefaultParagraphFont"/>
     <w:link w:val="Title"/>
     <w:uiPriority w:val="10"/>
-    <w:rsid w:val="00B12002"/>
+    <w:rsid w:val="006C2C20"/>
     <w:rPr>
       <w:rFonts w:asciiTheme="majorHAnsi" w:eastAsiaTheme="majorEastAsia" w:hAnsiTheme="majorHAnsi" w:cstheme="majorBidi"/>
       <w:spacing w:val="-10"/>
@@ -12714,7 +12694,7 @@
     <w:link w:val="SubtitleChar"/>
     <w:uiPriority w:val="11"/>
     <w:qFormat/>
-    <w:rsid w:val="00B12002"/>
+    <w:rsid w:val="006C2C20"/>
     <w:pPr>
       <w:numPr>
         <w:ilvl w:val="1"/>
@@ -12733,7 +12713,7 @@
     <w:basedOn w:val="DefaultParagraphFont"/>
     <w:link w:val="Subtitle"/>
     <w:uiPriority w:val="11"/>
-    <w:rsid w:val="00B12002"/>
+    <w:rsid w:val="006C2C20"/>
     <w:rPr>
       <w:rFonts w:eastAsiaTheme="majorEastAsia" w:cstheme="majorBidi"/>
       <w:color w:val="595959" w:themeColor="text1" w:themeTint="A6"/>
@@ -12749,7 +12729,7 @@
     <w:link w:val="QuoteChar"/>
     <w:uiPriority w:val="29"/>
     <w:qFormat/>
-    <w:rsid w:val="00B12002"/>
+    <w:rsid w:val="006C2C20"/>
     <w:pPr>
       <w:spacing w:before="160"/>
       <w:jc w:val="center"/>
@@ -12765,7 +12745,7 @@
     <w:basedOn w:val="DefaultParagraphFont"/>
     <w:link w:val="Quote"/>
     <w:uiPriority w:val="29"/>
-    <w:rsid w:val="00B12002"/>
+    <w:rsid w:val="006C2C20"/>
     <w:rPr>
       <w:i/>
       <w:iCs/>
@@ -12777,7 +12757,7 @@
     <w:basedOn w:val="Normal"/>
     <w:uiPriority w:val="34"/>
     <w:qFormat/>
-    <w:rsid w:val="00B12002"/>
+    <w:rsid w:val="006C2C20"/>
     <w:pPr>
       <w:ind w:left="720"/>
       <w:contextualSpacing/>
@@ -12788,7 +12768,7 @@
     <w:basedOn w:val="DefaultParagraphFont"/>
     <w:uiPriority w:val="21"/>
     <w:qFormat/>
-    <w:rsid w:val="00B12002"/>
+    <w:rsid w:val="006C2C20"/>
     <w:rPr>
       <w:i/>
       <w:iCs/>
@@ -12802,7 +12782,7 @@
     <w:link w:val="IntenseQuoteChar"/>
     <w:uiPriority w:val="30"/>
     <w:qFormat/>
-    <w:rsid w:val="00B12002"/>
+    <w:rsid w:val="006C2C20"/>
     <w:pPr>
       <w:pBdr>
         <w:top w:val="single" w:sz="4" w:space="10" w:color="2F5496" w:themeColor="accent1" w:themeShade="BF"/>
@@ -12823,7 +12803,7 @@
     <w:basedOn w:val="DefaultParagraphFont"/>
     <w:link w:val="IntenseQuote"/>
     <w:uiPriority w:val="30"/>
-    <w:rsid w:val="00B12002"/>
+    <w:rsid w:val="006C2C20"/>
     <w:rPr>
       <w:i/>
       <w:iCs/>
@@ -12835,7 +12815,7 @@
     <w:basedOn w:val="DefaultParagraphFont"/>
     <w:uiPriority w:val="32"/>
     <w:qFormat/>
-    <w:rsid w:val="00B12002"/>
+    <w:rsid w:val="006C2C20"/>
     <w:rPr>
       <w:b/>
       <w:bCs/>
